--- a/ru/wisdom-stories/i-am-waiting-for-the-teeth.docx
+++ b/ru/wisdom-stories/i-am-waiting-for-the-teeth.docx
@@ -196,7 +196,7 @@
           <w:color w:val="9A7417"/>
           <w:sz w:val="22"/>
         </w:rPr>
-        <w:t xml:space="preserve">Мораль: </w:t>
+        <w:t>Мораль: Никто не должен оставаться без любимого человека. Пусть Аллах не оставит никого беззащитным, даже в собственной семье.</w:t>
       </w:r>
       <w:r>
         <w:rPr>
@@ -206,7 +206,6 @@
           <w:color w:val="3F3826"/>
           <w:sz w:val="22"/>
         </w:rPr>
-        <w:t>Никто не должен оставаться без любимого человека. Пусть Бог не оставит никого беззащитным, даже в собственной семье.</w:t>
       </w:r>
     </w:p>
     <w:p>
